--- a/GitHub Commands.docx
+++ b/GitHub Commands.docx
@@ -321,6 +321,135 @@
         <w:t>git reset --hard</w:t>
       </w:r>
     </w:p>
+    <w:p/>
+    <w:p>
+      <w:pPr>
+        <w:rPr>
+          <w:b/>
+          <w:bCs/>
+        </w:rPr>
+      </w:pPr>
+      <w:r>
+        <w:rPr>
+          <w:b/>
+          <w:bCs/>
+        </w:rPr>
+        <w:t xml:space="preserve">Adding new local to </w:t>
+      </w:r>
+      <w:proofErr w:type="gramStart"/>
+      <w:r>
+        <w:rPr>
+          <w:b/>
+          <w:bCs/>
+        </w:rPr>
+        <w:t>a</w:t>
+      </w:r>
+      <w:proofErr w:type="gramEnd"/>
+      <w:r>
+        <w:rPr>
+          <w:b/>
+          <w:bCs/>
+        </w:rPr>
+        <w:t xml:space="preserve"> already created repo in </w:t>
+      </w:r>
+      <w:proofErr w:type="spellStart"/>
+      <w:r>
+        <w:rPr>
+          <w:b/>
+          <w:bCs/>
+        </w:rPr>
+        <w:t>github</w:t>
+      </w:r>
+      <w:proofErr w:type="spellEnd"/>
+    </w:p>
+    <w:p>
+      <w:r>
+        <w:t xml:space="preserve">git </w:t>
+      </w:r>
+      <w:proofErr w:type="spellStart"/>
+      <w:r>
+        <w:t>init</w:t>
+      </w:r>
+      <w:proofErr w:type="spellEnd"/>
+    </w:p>
+    <w:p>
+      <w:pPr>
+        <w:rPr>
+          <w:b/>
+          <w:bCs/>
+        </w:rPr>
+      </w:pPr>
+      <w:r>
+        <w:rPr>
+          <w:b/>
+          <w:bCs/>
+        </w:rPr>
+        <w:t>the branch name will master</w:t>
+      </w:r>
+    </w:p>
+    <w:p>
+      <w:r>
+        <w:t xml:space="preserve">git </w:t>
+      </w:r>
+      <w:proofErr w:type="gramStart"/>
+      <w:r>
+        <w:t>add</w:t>
+      </w:r>
+      <w:proofErr w:type="gramEnd"/>
+      <w:r>
+        <w:t>.</w:t>
+      </w:r>
+    </w:p>
+    <w:p>
+      <w:r>
+        <w:t>git commit -m "first commit"</w:t>
+      </w:r>
+    </w:p>
+    <w:p>
+      <w:pPr>
+        <w:rPr>
+          <w:b/>
+          <w:bCs/>
+        </w:rPr>
+      </w:pPr>
+      <w:r>
+        <w:rPr>
+          <w:b/>
+          <w:bCs/>
+        </w:rPr>
+        <w:t>changing the master branch to main</w:t>
+      </w:r>
+    </w:p>
+    <w:p>
+      <w:r>
+        <w:t>git branch -M main</w:t>
+      </w:r>
+    </w:p>
+    <w:p>
+      <w:r>
+        <w:t xml:space="preserve">git remote </w:t>
+      </w:r>
+      <w:proofErr w:type="gramStart"/>
+      <w:r>
+        <w:t>add</w:t>
+      </w:r>
+      <w:proofErr w:type="gramEnd"/>
+      <w:r>
+        <w:t xml:space="preserve"> origin </w:t>
+      </w:r>
+      <w:proofErr w:type="spellStart"/>
+      <w:r>
+        <w:t>Ur_new_repo_url</w:t>
+      </w:r>
+      <w:proofErr w:type="spellEnd"/>
+    </w:p>
+    <w:p>
+      <w:r>
+        <w:t>git push -u origin main</w:t>
+      </w:r>
+    </w:p>
+    <w:p/>
+    <w:p/>
     <w:sectPr>
       <w:pgSz w:w="11906" w:h="16838" w:code="9"/>
       <w:pgMar w:top="1440" w:right="1440" w:bottom="1440" w:left="864" w:header="720" w:footer="720" w:gutter="0"/>

--- a/GitHub Commands.docx
+++ b/GitHub Commands.docx
@@ -334,23 +334,7 @@
           <w:b/>
           <w:bCs/>
         </w:rPr>
-        <w:t xml:space="preserve">Adding new local to </w:t>
-      </w:r>
-      <w:proofErr w:type="gramStart"/>
-      <w:r>
-        <w:rPr>
-          <w:b/>
-          <w:bCs/>
-        </w:rPr>
-        <w:t>a</w:t>
-      </w:r>
-      <w:proofErr w:type="gramEnd"/>
-      <w:r>
-        <w:rPr>
-          <w:b/>
-          <w:bCs/>
-        </w:rPr>
-        <w:t xml:space="preserve"> already created repo in </w:t>
+        <w:t xml:space="preserve">Adding new local to a already created repo in </w:t>
       </w:r>
       <w:proofErr w:type="spellStart"/>
       <w:r>
@@ -389,15 +373,7 @@
     </w:p>
     <w:p>
       <w:r>
-        <w:t xml:space="preserve">git </w:t>
-      </w:r>
-      <w:proofErr w:type="gramStart"/>
-      <w:r>
-        <w:t>add</w:t>
-      </w:r>
-      <w:proofErr w:type="gramEnd"/>
-      <w:r>
-        <w:t>.</w:t>
+        <w:t>git add.</w:t>
       </w:r>
     </w:p>
     <w:p>
@@ -427,15 +403,7 @@
     </w:p>
     <w:p>
       <w:r>
-        <w:t xml:space="preserve">git remote </w:t>
-      </w:r>
-      <w:proofErr w:type="gramStart"/>
-      <w:r>
-        <w:t>add</w:t>
-      </w:r>
-      <w:proofErr w:type="gramEnd"/>
-      <w:r>
-        <w:t xml:space="preserve"> origin </w:t>
+        <w:t xml:space="preserve">git remote add origin </w:t>
       </w:r>
       <w:proofErr w:type="spellStart"/>
       <w:r>
@@ -449,6 +417,189 @@
       </w:r>
     </w:p>
     <w:p/>
+    <w:tbl>
+      <w:tblPr>
+        <w:tblW w:w="0" w:type="auto"/>
+        <w:tblCellSpacing w:w="15" w:type="dxa"/>
+        <w:tblCellMar>
+          <w:top w:w="15" w:type="dxa"/>
+          <w:left w:w="15" w:type="dxa"/>
+          <w:bottom w:w="15" w:type="dxa"/>
+          <w:right w:w="15" w:type="dxa"/>
+        </w:tblCellMar>
+        <w:tblLook w:val="04A0" w:firstRow="1" w:lastRow="0" w:firstColumn="1" w:lastColumn="0" w:noHBand="0" w:noVBand="1"/>
+      </w:tblPr>
+      <w:tblGrid>
+        <w:gridCol w:w="2450"/>
+        <w:gridCol w:w="7152"/>
+      </w:tblGrid>
+      <w:tr>
+        <w:trPr>
+          <w:tblHeader/>
+          <w:tblCellSpacing w:w="15" w:type="dxa"/>
+        </w:trPr>
+        <w:tc>
+          <w:tcPr>
+            <w:tcW w:w="0" w:type="auto"/>
+            <w:vAlign w:val="center"/>
+            <w:hideMark/>
+          </w:tcPr>
+          <w:p>
+            <w:pPr>
+              <w:rPr>
+                <w:b/>
+                <w:bCs/>
+              </w:rPr>
+            </w:pPr>
+            <w:r>
+              <w:rPr>
+                <w:b/>
+                <w:bCs/>
+              </w:rPr>
+              <w:t>Command</w:t>
+            </w:r>
+          </w:p>
+        </w:tc>
+        <w:tc>
+          <w:tcPr>
+            <w:tcW w:w="0" w:type="auto"/>
+            <w:vAlign w:val="center"/>
+            <w:hideMark/>
+          </w:tcPr>
+          <w:p>
+            <w:pPr>
+              <w:rPr>
+                <w:b/>
+                <w:bCs/>
+              </w:rPr>
+            </w:pPr>
+            <w:r>
+              <w:rPr>
+                <w:b/>
+                <w:bCs/>
+              </w:rPr>
+              <w:t>Effect</w:t>
+            </w:r>
+          </w:p>
+        </w:tc>
+      </w:tr>
+      <w:tr>
+        <w:trPr>
+          <w:tblCellSpacing w:w="15" w:type="dxa"/>
+        </w:trPr>
+        <w:tc>
+          <w:tcPr>
+            <w:tcW w:w="0" w:type="auto"/>
+            <w:vAlign w:val="center"/>
+            <w:hideMark/>
+          </w:tcPr>
+          <w:p>
+            <w:r>
+              <w:t>git fetch</w:t>
+            </w:r>
+          </w:p>
+        </w:tc>
+        <w:tc>
+          <w:tcPr>
+            <w:tcW w:w="0" w:type="auto"/>
+            <w:vAlign w:val="center"/>
+            <w:hideMark/>
+          </w:tcPr>
+          <w:p>
+            <w:r>
+              <w:t>Updates remote-tracking branches only (origin/main)</w:t>
+            </w:r>
+          </w:p>
+        </w:tc>
+      </w:tr>
+      <w:tr>
+        <w:trPr>
+          <w:tblCellSpacing w:w="15" w:type="dxa"/>
+        </w:trPr>
+        <w:tc>
+          <w:tcPr>
+            <w:tcW w:w="0" w:type="auto"/>
+            <w:vAlign w:val="center"/>
+            <w:hideMark/>
+          </w:tcPr>
+          <w:p>
+            <w:r>
+              <w:t>git merge origin/main</w:t>
+            </w:r>
+          </w:p>
+        </w:tc>
+        <w:tc>
+          <w:tcPr>
+            <w:tcW w:w="0" w:type="auto"/>
+            <w:vAlign w:val="center"/>
+            <w:hideMark/>
+          </w:tcPr>
+          <w:p>
+            <w:r>
+              <w:t>Updates your local branch, keeps your commits, may conflict</w:t>
+            </w:r>
+          </w:p>
+        </w:tc>
+      </w:tr>
+      <w:tr>
+        <w:trPr>
+          <w:tblCellSpacing w:w="15" w:type="dxa"/>
+        </w:trPr>
+        <w:tc>
+          <w:tcPr>
+            <w:tcW w:w="0" w:type="auto"/>
+            <w:vAlign w:val="center"/>
+            <w:hideMark/>
+          </w:tcPr>
+          <w:p>
+            <w:r>
+              <w:t>git rebase origin/main</w:t>
+            </w:r>
+          </w:p>
+        </w:tc>
+        <w:tc>
+          <w:tcPr>
+            <w:tcW w:w="0" w:type="auto"/>
+            <w:vAlign w:val="center"/>
+            <w:hideMark/>
+          </w:tcPr>
+          <w:p>
+            <w:r>
+              <w:t>Reapplies your commits on top of remote branch, clean history</w:t>
+            </w:r>
+          </w:p>
+        </w:tc>
+      </w:tr>
+      <w:tr>
+        <w:trPr>
+          <w:tblCellSpacing w:w="15" w:type="dxa"/>
+        </w:trPr>
+        <w:tc>
+          <w:tcPr>
+            <w:tcW w:w="0" w:type="auto"/>
+            <w:vAlign w:val="center"/>
+            <w:hideMark/>
+          </w:tcPr>
+          <w:p>
+            <w:r>
+              <w:t>git reset --hard origin/main</w:t>
+            </w:r>
+          </w:p>
+        </w:tc>
+        <w:tc>
+          <w:tcPr>
+            <w:tcW w:w="0" w:type="auto"/>
+            <w:vAlign w:val="center"/>
+            <w:hideMark/>
+          </w:tcPr>
+          <w:p>
+            <w:r>
+              <w:t>Forces local branch + working directory to exactly match remote (discards everything)</w:t>
+            </w:r>
+          </w:p>
+        </w:tc>
+      </w:tr>
+    </w:tbl>
     <w:p/>
     <w:sectPr>
       <w:pgSz w:w="11906" w:h="16838" w:code="9"/>
